--- a/ISEN/Sécurité Réseau/CIPA 5/Examen de control des connaissances.docx
+++ b/ISEN/Sécurité Réseau/CIPA 5/Examen de control des connaissances.docx
@@ -170,11 +170,25 @@
             <w:tcW w:w="4531" w:type="dxa"/>
           </w:tcPr>
           <w:p>
+            <w:pPr>
+              <w:rPr>
+                <w:color w:val="EE0000"/>
+              </w:rPr>
+            </w:pPr>
             <w:r>
               <w:t>1</w:t>
             </w:r>
             <w:r>
               <w:t>2</w:t>
+            </w:r>
+            <w:r>
+              <w:t xml:space="preserve"> </w:t>
+            </w:r>
+            <w:r>
+              <w:rPr>
+                <w:color w:val="EE0000"/>
+              </w:rPr>
+              <w:t>18 (les cables)</w:t>
             </w:r>
           </w:p>
         </w:tc>
@@ -413,28 +427,7 @@
         <w:t xml:space="preserve">à l’échelle d’une ville, il interconnecte plusieurs LAN (par exemple </w:t>
       </w:r>
       <w:r>
-        <w:t>plusieurs sites d’une entreprise). L</w:t>
-      </w:r>
-      <w:r>
-        <w:t>e W</w:t>
-      </w:r>
-      <w:r>
-        <w:t>M</w:t>
-      </w:r>
-      <w:r>
-        <w:t xml:space="preserve">AN est la </w:t>
-      </w:r>
-      <w:r>
-        <w:t>variante</w:t>
-      </w:r>
-      <w:r>
-        <w:t xml:space="preserve"> sans fils du </w:t>
-      </w:r>
-      <w:r>
-        <w:t>M</w:t>
-      </w:r>
-      <w:r>
-        <w:t>AN</w:t>
+        <w:t>plusieurs sites d’une entreprise). Le WMAN est la variante sans fils du MAN</w:t>
       </w:r>
     </w:p>
     <w:p>
@@ -455,28 +448,7 @@
         <w:t xml:space="preserve"> : Wide Area Network, c’est le réseau qui couvre </w:t>
       </w:r>
       <w:r>
-        <w:t>tous un pays, voir le monde entier. L</w:t>
-      </w:r>
-      <w:r>
-        <w:t>e W</w:t>
-      </w:r>
-      <w:r>
-        <w:t>W</w:t>
-      </w:r>
-      <w:r>
-        <w:t xml:space="preserve">AN est la </w:t>
-      </w:r>
-      <w:r>
-        <w:t>variante</w:t>
-      </w:r>
-      <w:r>
-        <w:t xml:space="preserve"> sans fils du </w:t>
-      </w:r>
-      <w:r>
-        <w:t>W</w:t>
-      </w:r>
-      <w:r>
-        <w:t>AN</w:t>
+        <w:t>tous un pays, voir le monde entier. Le WWAN est la variante sans fils du WAN</w:t>
       </w:r>
     </w:p>
     <w:p>
@@ -509,13 +481,8 @@
         <w:spacing w:after="0" w:line="240" w:lineRule="auto"/>
       </w:pPr>
       <w:r>
-        <w:rPr>
-          <w:noProof/>
-        </w:rPr>
-      </w:r>
-      <w:r>
-        <w:pict w14:anchorId="2235E4B5">
-          <v:rect id="Horizontal Line 1" o:spid="_x0000_s1035" style="width:453.6pt;height:1.1pt;visibility:visible;mso-wrap-style:square;mso-left-percent:-10001;mso-top-percent:-10001;mso-position-horizontal:absolute;mso-position-horizontal-relative:char;mso-position-vertical:absolute;mso-position-vertical-relative:line;mso-left-percent:-10001;mso-top-percent:-10001;v-text-anchor:top" o:gfxdata="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" filled="f">
+        <w:pict w14:anchorId="1463A500">
+          <v:rect id="Horizontal Line 1" o:spid="_x0000_s1035" alt="" style="width:453.6pt;height:1.1pt;visibility:visible;mso-wrap-style:square;mso-width-percent:0;mso-height-percent:0;mso-left-percent:-10001;mso-top-percent:-10001;mso-position-horizontal:absolute;mso-position-horizontal-relative:char;mso-position-vertical:absolute;mso-position-vertical-relative:line;mso-width-percent:0;mso-height-percent:0;mso-left-percent:-10001;mso-top-percent:-10001;v-text-anchor:top" filled="f">
             <o:lock v:ext="edit" rotation="t" aspectratio="t" verticies="t" text="t" shapetype="t"/>
             <w10:anchorlock/>
           </v:rect>
@@ -574,13 +541,8 @@
         <w:spacing w:after="0" w:line="240" w:lineRule="auto"/>
       </w:pPr>
       <w:r>
-        <w:rPr>
-          <w:noProof/>
-        </w:rPr>
-      </w:r>
-      <w:r>
-        <w:pict w14:anchorId="19B9DAAE">
-          <v:rect id="Horizontal Line 2" o:spid="_x0000_s1034" style="width:453.6pt;height:1.1pt;visibility:visible;mso-wrap-style:square;mso-left-percent:-10001;mso-top-percent:-10001;mso-position-horizontal:absolute;mso-position-horizontal-relative:char;mso-position-vertical:absolute;mso-position-vertical-relative:line;mso-left-percent:-10001;mso-top-percent:-10001;v-text-anchor:top" o:gfxdata="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" filled="f">
+        <w:pict w14:anchorId="55BE7FBB">
+          <v:rect id="Horizontal Line 2" o:spid="_x0000_s1034" alt="" style="width:453.6pt;height:1.1pt;visibility:visible;mso-wrap-style:square;mso-width-percent:0;mso-height-percent:0;mso-left-percent:-10001;mso-top-percent:-10001;mso-position-horizontal:absolute;mso-position-horizontal-relative:char;mso-position-vertical:absolute;mso-position-vertical-relative:line;mso-width-percent:0;mso-height-percent:0;mso-left-percent:-10001;mso-top-percent:-10001;v-text-anchor:top" filled="f">
             <o:lock v:ext="edit" rotation="t" aspectratio="t" verticies="t" text="t" shapetype="t"/>
             <w10:anchorlock/>
           </v:rect>
@@ -652,13 +614,8 @@
         <w:spacing w:after="0" w:line="240" w:lineRule="auto"/>
       </w:pPr>
       <w:r>
-        <w:rPr>
-          <w:noProof/>
-        </w:rPr>
-      </w:r>
-      <w:r>
-        <w:pict w14:anchorId="209EC8E1">
-          <v:rect id="Horizontal Line 3" o:spid="_x0000_s1033" style="width:453.6pt;height:1.1pt;visibility:visible;mso-wrap-style:square;mso-left-percent:-10001;mso-top-percent:-10001;mso-position-horizontal:absolute;mso-position-horizontal-relative:char;mso-position-vertical:absolute;mso-position-vertical-relative:line;mso-left-percent:-10001;mso-top-percent:-10001;v-text-anchor:top" o:gfxdata="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" filled="f">
+        <w:pict w14:anchorId="2F7D2272">
+          <v:rect id="Horizontal Line 3" o:spid="_x0000_s1033" alt="" style="width:453.6pt;height:1.1pt;visibility:visible;mso-wrap-style:square;mso-width-percent:0;mso-height-percent:0;mso-left-percent:-10001;mso-top-percent:-10001;mso-position-horizontal:absolute;mso-position-horizontal-relative:char;mso-position-vertical:absolute;mso-position-vertical-relative:line;mso-width-percent:0;mso-height-percent:0;mso-left-percent:-10001;mso-top-percent:-10001;v-text-anchor:top" filled="f">
             <o:lock v:ext="edit" rotation="t" aspectratio="t" verticies="t" text="t" shapetype="t"/>
             <w10:anchorlock/>
           </v:rect>
@@ -743,13 +700,8 @@
         <w:spacing w:after="0" w:line="240" w:lineRule="auto"/>
       </w:pPr>
       <w:r>
-        <w:rPr>
-          <w:noProof/>
-        </w:rPr>
-      </w:r>
-      <w:r>
-        <w:pict w14:anchorId="00A7CF34">
-          <v:rect id="Horizontal Line 4" o:spid="_x0000_s1032" style="width:453.6pt;height:1.1pt;visibility:visible;mso-wrap-style:square;mso-left-percent:-10001;mso-top-percent:-10001;mso-position-horizontal:absolute;mso-position-horizontal-relative:char;mso-position-vertical:absolute;mso-position-vertical-relative:line;mso-left-percent:-10001;mso-top-percent:-10001;v-text-anchor:top" o:gfxdata="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" filled="f">
+        <w:pict w14:anchorId="676931B5">
+          <v:rect id="Horizontal Line 4" o:spid="_x0000_s1032" alt="" style="width:453.6pt;height:1.1pt;visibility:visible;mso-wrap-style:square;mso-width-percent:0;mso-height-percent:0;mso-left-percent:-10001;mso-top-percent:-10001;mso-position-horizontal:absolute;mso-position-horizontal-relative:char;mso-position-vertical:absolute;mso-position-vertical-relative:line;mso-width-percent:0;mso-height-percent:0;mso-left-percent:-10001;mso-top-percent:-10001;v-text-anchor:top" filled="f">
             <o:lock v:ext="edit" rotation="t" aspectratio="t" verticies="t" text="t" shapetype="t"/>
             <w10:anchorlock/>
           </v:rect>
@@ -842,13 +794,8 @@
         <w:spacing w:after="0" w:line="240" w:lineRule="auto"/>
       </w:pPr>
       <w:r>
-        <w:rPr>
-          <w:noProof/>
-        </w:rPr>
-      </w:r>
-      <w:r>
-        <w:pict w14:anchorId="454B5247">
-          <v:rect id="Horizontal Line 5" o:spid="_x0000_s1031" style="width:453.6pt;height:1.1pt;visibility:visible;mso-wrap-style:square;mso-left-percent:-10001;mso-top-percent:-10001;mso-position-horizontal:absolute;mso-position-horizontal-relative:char;mso-position-vertical:absolute;mso-position-vertical-relative:line;mso-left-percent:-10001;mso-top-percent:-10001;v-text-anchor:top" o:gfxdata="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" filled="f">
+        <w:pict w14:anchorId="277E834C">
+          <v:rect id="Horizontal Line 5" o:spid="_x0000_s1031" alt="" style="width:453.6pt;height:1.1pt;visibility:visible;mso-wrap-style:square;mso-width-percent:0;mso-height-percent:0;mso-left-percent:-10001;mso-top-percent:-10001;mso-position-horizontal:absolute;mso-position-horizontal-relative:char;mso-position-vertical:absolute;mso-position-vertical-relative:line;mso-width-percent:0;mso-height-percent:0;mso-left-percent:-10001;mso-top-percent:-10001;v-text-anchor:top" filled="f">
             <o:lock v:ext="edit" rotation="t" aspectratio="t" verticies="t" text="t" shapetype="t"/>
             <w10:anchorlock/>
           </v:rect>
@@ -935,13 +882,8 @@
         <w:spacing w:after="0" w:line="240" w:lineRule="auto"/>
       </w:pPr>
       <w:r>
-        <w:rPr>
-          <w:noProof/>
-        </w:rPr>
-      </w:r>
-      <w:r>
-        <w:pict w14:anchorId="3A871152">
-          <v:rect id="Horizontal Line 6" o:spid="_x0000_s1030" style="width:453.6pt;height:1.1pt;visibility:visible;mso-wrap-style:square;mso-left-percent:-10001;mso-top-percent:-10001;mso-position-horizontal:absolute;mso-position-horizontal-relative:char;mso-position-vertical:absolute;mso-position-vertical-relative:line;mso-left-percent:-10001;mso-top-percent:-10001;v-text-anchor:top" o:gfxdata="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" filled="f">
+        <w:pict w14:anchorId="49204705">
+          <v:rect id="Horizontal Line 6" o:spid="_x0000_s1030" alt="" style="width:453.6pt;height:1.1pt;visibility:visible;mso-wrap-style:square;mso-width-percent:0;mso-height-percent:0;mso-left-percent:-10001;mso-top-percent:-10001;mso-position-horizontal:absolute;mso-position-horizontal-relative:char;mso-position-vertical:absolute;mso-position-vertical-relative:line;mso-width-percent:0;mso-height-percent:0;mso-left-percent:-10001;mso-top-percent:-10001;v-text-anchor:top" filled="f">
             <o:lock v:ext="edit" rotation="t" aspectratio="t" verticies="t" text="t" shapetype="t"/>
             <w10:anchorlock/>
           </v:rect>
@@ -1022,13 +964,8 @@
         <w:spacing w:after="0" w:line="240" w:lineRule="auto"/>
       </w:pPr>
       <w:r>
-        <w:rPr>
-          <w:noProof/>
-        </w:rPr>
-      </w:r>
-      <w:r>
-        <w:pict w14:anchorId="52E1EEBB">
-          <v:rect id="Horizontal Line 7" o:spid="_x0000_s1029" style="width:453.6pt;height:1.1pt;visibility:visible;mso-wrap-style:square;mso-left-percent:-10001;mso-top-percent:-10001;mso-position-horizontal:absolute;mso-position-horizontal-relative:char;mso-position-vertical:absolute;mso-position-vertical-relative:line;mso-left-percent:-10001;mso-top-percent:-10001;v-text-anchor:top" o:gfxdata="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" filled="f">
+        <w:pict w14:anchorId="5108301A">
+          <v:rect id="Horizontal Line 7" o:spid="_x0000_s1029" alt="" style="width:453.6pt;height:1.1pt;visibility:visible;mso-wrap-style:square;mso-width-percent:0;mso-height-percent:0;mso-left-percent:-10001;mso-top-percent:-10001;mso-position-horizontal:absolute;mso-position-horizontal-relative:char;mso-position-vertical:absolute;mso-position-vertical-relative:line;mso-width-percent:0;mso-height-percent:0;mso-left-percent:-10001;mso-top-percent:-10001;v-text-anchor:top" filled="f">
             <o:lock v:ext="edit" rotation="t" aspectratio="t" verticies="t" text="t" shapetype="t"/>
             <w10:anchorlock/>
           </v:rect>
@@ -1102,49 +1039,32 @@
         <w:t>IEEE</w:t>
       </w:r>
       <w:r>
-        <w:t xml:space="preserve"> : </w:t>
-      </w:r>
-      <w:r>
-        <w:t>Ethernet (IEEE 802.3) et Wi-Fi (IEEE 802.11)</w:t>
-      </w:r>
-    </w:p>
-    <w:p>
-      <w:pPr>
-        <w:spacing w:after="0" w:line="240" w:lineRule="auto"/>
-      </w:pPr>
-      <w:r>
-        <w:t xml:space="preserve">IEFT : </w:t>
-      </w:r>
-      <w:r>
-        <w:t xml:space="preserve">protocoles d'Internet comme TCP/IP, </w:t>
-      </w:r>
-      <w:r>
-        <w:t>http (documenté sous la forme de RFC)</w:t>
-      </w:r>
-    </w:p>
-    <w:p>
-      <w:pPr>
-        <w:spacing w:after="0" w:line="240" w:lineRule="auto"/>
-      </w:pPr>
-      <w:r>
-        <w:t xml:space="preserve">ISO : </w:t>
-      </w:r>
-      <w:r>
-        <w:t>le modèle OSI (ISO/IEC 7498)</w:t>
-      </w:r>
-    </w:p>
-    <w:p>
-      <w:pPr>
-        <w:spacing w:after="0" w:line="240" w:lineRule="auto"/>
-      </w:pPr>
-      <w:r>
-        <w:rPr>
-          <w:noProof/>
-        </w:rPr>
-      </w:r>
-      <w:r>
-        <w:pict w14:anchorId="7E733AB4">
-          <v:rect id="Horizontal Line 8" o:spid="_x0000_s1028" style="width:453.6pt;height:1.1pt;visibility:visible;mso-wrap-style:square;mso-left-percent:-10001;mso-top-percent:-10001;mso-position-horizontal:absolute;mso-position-horizontal-relative:char;mso-position-vertical:absolute;mso-position-vertical-relative:line;mso-left-percent:-10001;mso-top-percent:-10001;v-text-anchor:top" o:gfxdata="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" filled="f">
+        <w:t> : Ethernet (IEEE 802.3) et Wi-Fi (IEEE 802.11)</w:t>
+      </w:r>
+    </w:p>
+    <w:p>
+      <w:pPr>
+        <w:spacing w:after="0" w:line="240" w:lineRule="auto"/>
+      </w:pPr>
+      <w:r>
+        <w:t>IEFT : protocoles d'Internet comme TCP/IP, http (documenté sous la forme de RFC)</w:t>
+      </w:r>
+    </w:p>
+    <w:p>
+      <w:pPr>
+        <w:spacing w:after="0" w:line="240" w:lineRule="auto"/>
+      </w:pPr>
+      <w:r>
+        <w:t>ISO : le modèle OSI (ISO/IEC 7498)</w:t>
+      </w:r>
+    </w:p>
+    <w:p>
+      <w:pPr>
+        <w:spacing w:after="0" w:line="240" w:lineRule="auto"/>
+      </w:pPr>
+      <w:r>
+        <w:pict w14:anchorId="59F7D9B9">
+          <v:rect id="Horizontal Line 8" o:spid="_x0000_s1028" alt="" style="width:453.6pt;height:1.1pt;visibility:visible;mso-wrap-style:square;mso-width-percent:0;mso-height-percent:0;mso-left-percent:-10001;mso-top-percent:-10001;mso-position-horizontal:absolute;mso-position-horizontal-relative:char;mso-position-vertical:absolute;mso-position-vertical-relative:line;mso-width-percent:0;mso-height-percent:0;mso-left-percent:-10001;mso-top-percent:-10001;v-text-anchor:top" filled="f">
             <o:lock v:ext="edit" rotation="t" aspectratio="t" verticies="t" text="t" shapetype="t"/>
             <w10:anchorlock/>
           </v:rect>
@@ -1270,13 +1190,8 @@
         <w:spacing w:after="0" w:line="240" w:lineRule="auto"/>
       </w:pPr>
       <w:r>
-        <w:rPr>
-          <w:noProof/>
-        </w:rPr>
-      </w:r>
-      <w:r>
-        <w:pict w14:anchorId="5BC8DFC7">
-          <v:rect id="Horizontal Line 9" o:spid="_x0000_s1027" style="width:453.6pt;height:1.1pt;visibility:visible;mso-wrap-style:square;mso-left-percent:-10001;mso-top-percent:-10001;mso-position-horizontal:absolute;mso-position-horizontal-relative:char;mso-position-vertical:absolute;mso-position-vertical-relative:line;mso-left-percent:-10001;mso-top-percent:-10001;v-text-anchor:top" o:gfxdata="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" filled="f">
+        <w:pict w14:anchorId="354B3007">
+          <v:rect id="Horizontal Line 9" o:spid="_x0000_s1027" alt="" style="width:453.6pt;height:1.1pt;visibility:visible;mso-wrap-style:square;mso-width-percent:0;mso-height-percent:0;mso-left-percent:-10001;mso-top-percent:-10001;mso-position-horizontal:absolute;mso-position-horizontal-relative:char;mso-position-vertical:absolute;mso-position-vertical-relative:line;mso-width-percent:0;mso-height-percent:0;mso-left-percent:-10001;mso-top-percent:-10001;v-text-anchor:top" filled="f">
             <o:lock v:ext="edit" rotation="t" aspectratio="t" verticies="t" text="t" shapetype="t"/>
             <w10:anchorlock/>
           </v:rect>
@@ -1423,13 +1338,8 @@
         <w:spacing w:after="0" w:line="240" w:lineRule="auto"/>
       </w:pPr>
       <w:r>
-        <w:rPr>
-          <w:noProof/>
-        </w:rPr>
-      </w:r>
-      <w:r>
-        <w:pict w14:anchorId="65844013">
-          <v:rect id="Horizontal Line 10" o:spid="_x0000_s1026" style="width:453.6pt;height:1.1pt;visibility:visible;mso-wrap-style:square;mso-left-percent:-10001;mso-top-percent:-10001;mso-position-horizontal:absolute;mso-position-horizontal-relative:char;mso-position-vertical:absolute;mso-position-vertical-relative:line;mso-left-percent:-10001;mso-top-percent:-10001;v-text-anchor:top" o:gfxdata="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" filled="f">
+        <w:pict w14:anchorId="1D3F0A57">
+          <v:rect id="Horizontal Line 10" o:spid="_x0000_s1026" alt="" style="width:453.6pt;height:1.1pt;visibility:visible;mso-wrap-style:square;mso-width-percent:0;mso-height-percent:0;mso-left-percent:-10001;mso-top-percent:-10001;mso-position-horizontal:absolute;mso-position-horizontal-relative:char;mso-position-vertical:absolute;mso-position-vertical-relative:line;mso-width-percent:0;mso-height-percent:0;mso-left-percent:-10001;mso-top-percent:-10001;v-text-anchor:top" filled="f">
             <o:lock v:ext="edit" rotation="t" aspectratio="t" verticies="t" text="t" shapetype="t"/>
             <w10:anchorlock/>
           </v:rect>
@@ -1607,10 +1517,7 @@
           </w:tcPr>
           <w:p>
             <w:r>
-              <w:t>Point de connexion des terminaux</w:t>
-            </w:r>
-            <w:r>
-              <w:t>, Switch L2</w:t>
+              <w:t>Point de connexion des terminaux, Switch L2</w:t>
             </w:r>
           </w:p>
         </w:tc>

--- a/ISEN/Sécurité Réseau/CIPA 5/Examen de control des connaissances.docx
+++ b/ISEN/Sécurité Réseau/CIPA 5/Examen de control des connaissances.docx
@@ -188,7 +188,19 @@
               <w:rPr>
                 <w:color w:val="EE0000"/>
               </w:rPr>
-              <w:t>18 (les cables)</w:t>
+              <w:t xml:space="preserve">18 (les </w:t>
+            </w:r>
+            <w:r>
+              <w:rPr>
+                <w:color w:val="EE0000"/>
+              </w:rPr>
+              <w:t>câbles</w:t>
+            </w:r>
+            <w:r>
+              <w:rPr>
+                <w:color w:val="EE0000"/>
+              </w:rPr>
+              <w:t>)</w:t>
             </w:r>
           </w:p>
         </w:tc>
@@ -481,7 +493,7 @@
         <w:spacing w:after="0" w:line="240" w:lineRule="auto"/>
       </w:pPr>
       <w:r>
-        <w:pict w14:anchorId="1463A500">
+        <w:pict w14:anchorId="0083B522">
           <v:rect id="Horizontal Line 1" o:spid="_x0000_s1035" alt="" style="width:453.6pt;height:1.1pt;visibility:visible;mso-wrap-style:square;mso-width-percent:0;mso-height-percent:0;mso-left-percent:-10001;mso-top-percent:-10001;mso-position-horizontal:absolute;mso-position-horizontal-relative:char;mso-position-vertical:absolute;mso-position-vertical-relative:line;mso-width-percent:0;mso-height-percent:0;mso-left-percent:-10001;mso-top-percent:-10001;v-text-anchor:top" filled="f">
             <o:lock v:ext="edit" rotation="t" aspectratio="t" verticies="t" text="t" shapetype="t"/>
             <w10:anchorlock/>
@@ -541,7 +553,7 @@
         <w:spacing w:after="0" w:line="240" w:lineRule="auto"/>
       </w:pPr>
       <w:r>
-        <w:pict w14:anchorId="55BE7FBB">
+        <w:pict w14:anchorId="0BB8B652">
           <v:rect id="Horizontal Line 2" o:spid="_x0000_s1034" alt="" style="width:453.6pt;height:1.1pt;visibility:visible;mso-wrap-style:square;mso-width-percent:0;mso-height-percent:0;mso-left-percent:-10001;mso-top-percent:-10001;mso-position-horizontal:absolute;mso-position-horizontal-relative:char;mso-position-vertical:absolute;mso-position-vertical-relative:line;mso-width-percent:0;mso-height-percent:0;mso-left-percent:-10001;mso-top-percent:-10001;v-text-anchor:top" filled="f">
             <o:lock v:ext="edit" rotation="t" aspectratio="t" verticies="t" text="t" shapetype="t"/>
             <w10:anchorlock/>
@@ -614,7 +626,7 @@
         <w:spacing w:after="0" w:line="240" w:lineRule="auto"/>
       </w:pPr>
       <w:r>
-        <w:pict w14:anchorId="2F7D2272">
+        <w:pict w14:anchorId="7B5CCA3D">
           <v:rect id="Horizontal Line 3" o:spid="_x0000_s1033" alt="" style="width:453.6pt;height:1.1pt;visibility:visible;mso-wrap-style:square;mso-width-percent:0;mso-height-percent:0;mso-left-percent:-10001;mso-top-percent:-10001;mso-position-horizontal:absolute;mso-position-horizontal-relative:char;mso-position-vertical:absolute;mso-position-vertical-relative:line;mso-width-percent:0;mso-height-percent:0;mso-left-percent:-10001;mso-top-percent:-10001;v-text-anchor:top" filled="f">
             <o:lock v:ext="edit" rotation="t" aspectratio="t" verticies="t" text="t" shapetype="t"/>
             <w10:anchorlock/>
@@ -700,7 +712,7 @@
         <w:spacing w:after="0" w:line="240" w:lineRule="auto"/>
       </w:pPr>
       <w:r>
-        <w:pict w14:anchorId="676931B5">
+        <w:pict w14:anchorId="2C49022D">
           <v:rect id="Horizontal Line 4" o:spid="_x0000_s1032" alt="" style="width:453.6pt;height:1.1pt;visibility:visible;mso-wrap-style:square;mso-width-percent:0;mso-height-percent:0;mso-left-percent:-10001;mso-top-percent:-10001;mso-position-horizontal:absolute;mso-position-horizontal-relative:char;mso-position-vertical:absolute;mso-position-vertical-relative:line;mso-width-percent:0;mso-height-percent:0;mso-left-percent:-10001;mso-top-percent:-10001;v-text-anchor:top" filled="f">
             <o:lock v:ext="edit" rotation="t" aspectratio="t" verticies="t" text="t" shapetype="t"/>
             <w10:anchorlock/>
@@ -794,7 +806,7 @@
         <w:spacing w:after="0" w:line="240" w:lineRule="auto"/>
       </w:pPr>
       <w:r>
-        <w:pict w14:anchorId="277E834C">
+        <w:pict w14:anchorId="0010B0D1">
           <v:rect id="Horizontal Line 5" o:spid="_x0000_s1031" alt="" style="width:453.6pt;height:1.1pt;visibility:visible;mso-wrap-style:square;mso-width-percent:0;mso-height-percent:0;mso-left-percent:-10001;mso-top-percent:-10001;mso-position-horizontal:absolute;mso-position-horizontal-relative:char;mso-position-vertical:absolute;mso-position-vertical-relative:line;mso-width-percent:0;mso-height-percent:0;mso-left-percent:-10001;mso-top-percent:-10001;v-text-anchor:top" filled="f">
             <o:lock v:ext="edit" rotation="t" aspectratio="t" verticies="t" text="t" shapetype="t"/>
             <w10:anchorlock/>
@@ -882,7 +894,7 @@
         <w:spacing w:after="0" w:line="240" w:lineRule="auto"/>
       </w:pPr>
       <w:r>
-        <w:pict w14:anchorId="49204705">
+        <w:pict w14:anchorId="6ED1F601">
           <v:rect id="Horizontal Line 6" o:spid="_x0000_s1030" alt="" style="width:453.6pt;height:1.1pt;visibility:visible;mso-wrap-style:square;mso-width-percent:0;mso-height-percent:0;mso-left-percent:-10001;mso-top-percent:-10001;mso-position-horizontal:absolute;mso-position-horizontal-relative:char;mso-position-vertical:absolute;mso-position-vertical-relative:line;mso-width-percent:0;mso-height-percent:0;mso-left-percent:-10001;mso-top-percent:-10001;v-text-anchor:top" filled="f">
             <o:lock v:ext="edit" rotation="t" aspectratio="t" verticies="t" text="t" shapetype="t"/>
             <w10:anchorlock/>
@@ -964,7 +976,7 @@
         <w:spacing w:after="0" w:line="240" w:lineRule="auto"/>
       </w:pPr>
       <w:r>
-        <w:pict w14:anchorId="5108301A">
+        <w:pict w14:anchorId="5B866B8F">
           <v:rect id="Horizontal Line 7" o:spid="_x0000_s1029" alt="" style="width:453.6pt;height:1.1pt;visibility:visible;mso-wrap-style:square;mso-width-percent:0;mso-height-percent:0;mso-left-percent:-10001;mso-top-percent:-10001;mso-position-horizontal:absolute;mso-position-horizontal-relative:char;mso-position-vertical:absolute;mso-position-vertical-relative:line;mso-width-percent:0;mso-height-percent:0;mso-left-percent:-10001;mso-top-percent:-10001;v-text-anchor:top" filled="f">
             <o:lock v:ext="edit" rotation="t" aspectratio="t" verticies="t" text="t" shapetype="t"/>
             <w10:anchorlock/>
@@ -1063,7 +1075,7 @@
         <w:spacing w:after="0" w:line="240" w:lineRule="auto"/>
       </w:pPr>
       <w:r>
-        <w:pict w14:anchorId="59F7D9B9">
+        <w:pict w14:anchorId="628157C4">
           <v:rect id="Horizontal Line 8" o:spid="_x0000_s1028" alt="" style="width:453.6pt;height:1.1pt;visibility:visible;mso-wrap-style:square;mso-width-percent:0;mso-height-percent:0;mso-left-percent:-10001;mso-top-percent:-10001;mso-position-horizontal:absolute;mso-position-horizontal-relative:char;mso-position-vertical:absolute;mso-position-vertical-relative:line;mso-width-percent:0;mso-height-percent:0;mso-left-percent:-10001;mso-top-percent:-10001;v-text-anchor:top" filled="f">
             <o:lock v:ext="edit" rotation="t" aspectratio="t" verticies="t" text="t" shapetype="t"/>
             <w10:anchorlock/>
@@ -1190,7 +1202,7 @@
         <w:spacing w:after="0" w:line="240" w:lineRule="auto"/>
       </w:pPr>
       <w:r>
-        <w:pict w14:anchorId="354B3007">
+        <w:pict w14:anchorId="4E98563F">
           <v:rect id="Horizontal Line 9" o:spid="_x0000_s1027" alt="" style="width:453.6pt;height:1.1pt;visibility:visible;mso-wrap-style:square;mso-width-percent:0;mso-height-percent:0;mso-left-percent:-10001;mso-top-percent:-10001;mso-position-horizontal:absolute;mso-position-horizontal-relative:char;mso-position-vertical:absolute;mso-position-vertical-relative:line;mso-width-percent:0;mso-height-percent:0;mso-left-percent:-10001;mso-top-percent:-10001;v-text-anchor:top" filled="f">
             <o:lock v:ext="edit" rotation="t" aspectratio="t" verticies="t" text="t" shapetype="t"/>
             <w10:anchorlock/>
@@ -1338,7 +1350,7 @@
         <w:spacing w:after="0" w:line="240" w:lineRule="auto"/>
       </w:pPr>
       <w:r>
-        <w:pict w14:anchorId="1D3F0A57">
+        <w:pict w14:anchorId="0A674F0F">
           <v:rect id="Horizontal Line 10" o:spid="_x0000_s1026" alt="" style="width:453.6pt;height:1.1pt;visibility:visible;mso-wrap-style:square;mso-width-percent:0;mso-height-percent:0;mso-left-percent:-10001;mso-top-percent:-10001;mso-position-horizontal:absolute;mso-position-horizontal-relative:char;mso-position-vertical:absolute;mso-position-vertical-relative:line;mso-width-percent:0;mso-height-percent:0;mso-left-percent:-10001;mso-top-percent:-10001;v-text-anchor:top" filled="f">
             <o:lock v:ext="edit" rotation="t" aspectratio="t" verticies="t" text="t" shapetype="t"/>
             <w10:anchorlock/>
